--- a/dokumentation/Kravspecifikation.docx
+++ b/dokumentation/Kravspecifikation.docx
@@ -48,10 +48,7 @@
       <w:proofErr w:type="spellStart"/>
       <w:proofErr w:type="gramStart"/>
       <w:r>
-        <w:t>techd</w:t>
-      </w:r>
-      <w:r>
-        <w:t>esk</w:t>
+        <w:t>techdesk</w:t>
       </w:r>
       <w:proofErr w:type="spellEnd"/>
       <w:r>
@@ -119,10 +116,7 @@
     <w:p/>
     <w:p>
       <w:r>
-        <w:t xml:space="preserve">Det er valgt </w:t>
-      </w:r>
-      <w:r>
-        <w:t xml:space="preserve">fordi vi havde problemer med </w:t>
+        <w:t xml:space="preserve">Det er valgt fordi vi havde problemer med </w:t>
       </w:r>
       <w:proofErr w:type="spellStart"/>
       <w:r>
@@ -171,10 +165,7 @@
         </w:rPr>
       </w:pPr>
       <w:r>
-        <w:t>Node.JS er server-side-platform, som du bruger til event og server-side-script fx kan du gøre så alle ikke adgang til alt på hjemmesiden. Du kan lave applikatio</w:t>
-      </w:r>
-      <w:r>
-        <w:t>ner som kan blive uddele til enheder hvor begivenhederne kan køre i realtid. Der er et stort bibliotek med moduler som man kan bruge, vi bruger selv Express.js</w:t>
+        <w:t>Node.JS er server-side-platform, som du bruger til event og server-side-script fx kan du gøre så alle ikke adgang til alt på hjemmesiden. Du kan lave applikationer som kan blive uddele til enheder hvor begivenhederne kan køre i realtid. Der er et stort bibliotek med moduler som man kan bruge, vi bruger selv Express.js</w:t>
       </w:r>
     </w:p>
     <w:p>
@@ -233,40 +224,23 @@
         <w:rPr>
           <w:color w:val="4A86E8"/>
         </w:rPr>
-        <w:t>E</w:t>
-      </w:r>
-      <w:r>
-        <w:rPr>
-          <w:color w:val="4A86E8"/>
-        </w:rPr>
-        <w:t xml:space="preserve">xpress.js </w:t>
-      </w:r>
-    </w:p>
-    <w:p>
-      <w:pPr>
-        <w:rPr>
-          <w:color w:val="4A86E8"/>
-        </w:rPr>
-      </w:pPr>
-      <w:r>
-        <w:t xml:space="preserve">Express.JS er </w:t>
-      </w:r>
-      <w:proofErr w:type="spellStart"/>
-      <w:r>
-        <w:t>framework</w:t>
-      </w:r>
-      <w:proofErr w:type="spellEnd"/>
-      <w:r>
-        <w:t xml:space="preserve"> som du bruger du til design og bygge webapplikations. Man kan også laver API som er du tage imod klient anmodning og vælge hvordan det skal svares tilbage på.</w:t>
+        <w:t xml:space="preserve">Express.js </w:t>
+      </w:r>
+    </w:p>
+    <w:p>
+      <w:pPr>
+        <w:rPr>
+          <w:color w:val="4A86E8"/>
+        </w:rPr>
+      </w:pPr>
+      <w:r>
+        <w:t>Express.JS er framework som du bruger du til design og bygge webapplikations. Man kan også laver API som er du tage imod klient anmodning og vælge hvordan det skal svares tilbage på.</w:t>
       </w:r>
     </w:p>
     <w:p/>
     <w:p>
       <w:r>
-        <w:t>Vi har valgt det fordi det er nemt at lærer fordi vi allerede</w:t>
-      </w:r>
-      <w:r>
-        <w:t xml:space="preserve"> kunne JavaScript. Det er nemt at hoste og få vores data fra databasen over til vores infoskærm.</w:t>
+        <w:t>Vi har valgt det fordi det er nemt at lærer fordi vi allerede kunne JavaScript. Det er nemt at hoste og få vores data fra databasen over til vores infoskærm.</w:t>
       </w:r>
     </w:p>
     <w:p/>
@@ -276,23 +250,16 @@
           <w:color w:val="4A86E8"/>
         </w:rPr>
       </w:pPr>
-      <w:proofErr w:type="spellStart"/>
       <w:r>
         <w:rPr>
           <w:color w:val="4A86E8"/>
         </w:rPr>
         <w:t>MySQL</w:t>
       </w:r>
-      <w:proofErr w:type="spellEnd"/>
-    </w:p>
-    <w:p>
-      <w:proofErr w:type="spellStart"/>
-      <w:r>
-        <w:t>MySQL</w:t>
-      </w:r>
-      <w:proofErr w:type="spellEnd"/>
-      <w:r>
-        <w:t xml:space="preserve"> er et Relations database hvor det er nemt håndterer data i forhold til andre databasesystemer. Der bruges SQL til at kommunikerer med databasen.</w:t>
+    </w:p>
+    <w:p>
+      <w:r>
+        <w:t>MySQL er et Relations database hvor det er nemt håndterer data i forhold til andre databasesystemer. Der bruges SQL til at kommunikerer med databasen.</w:t>
       </w:r>
     </w:p>
     <w:p/>
@@ -306,23 +273,7 @@
       </w:r>
       <w:proofErr w:type="spellEnd"/>
       <w:r>
-        <w:t xml:space="preserve"> men det for langsomt på vores hardware så vi valgt skiftede til </w:t>
-      </w:r>
-      <w:proofErr w:type="spellStart"/>
-      <w:r>
-        <w:t>MySQL</w:t>
-      </w:r>
-      <w:proofErr w:type="spellEnd"/>
-      <w:r>
-        <w:t xml:space="preserve"> fordi det var hurtigt og nemmere. </w:t>
-      </w:r>
-      <w:proofErr w:type="spellStart"/>
-      <w:r>
-        <w:t>MySQL</w:t>
-      </w:r>
-      <w:proofErr w:type="spellEnd"/>
-      <w:r>
-        <w:t xml:space="preserve"> virker til </w:t>
+        <w:t xml:space="preserve"> men det for langsomt på vores hardware så vi valgt skiftede til MySQL fordi det var hurtigt og nemmere. MySQL virker til </w:t>
       </w:r>
       <w:proofErr w:type="spellStart"/>
       <w:r>
@@ -372,12 +323,14 @@
       <w:pPr>
         <w:rPr>
           <w:color w:val="4A86E8"/>
-        </w:rPr>
-      </w:pPr>
-      <w:proofErr w:type="spellStart"/>
-      <w:r>
-        <w:rPr>
-          <w:color w:val="4A86E8"/>
+          <w:lang w:val="nb-NO"/>
+        </w:rPr>
+      </w:pPr>
+      <w:proofErr w:type="spellStart"/>
+      <w:r>
+        <w:rPr>
+          <w:color w:val="4A86E8"/>
+          <w:lang w:val="nb-NO"/>
         </w:rPr>
         <w:t>Bootstrap</w:t>
       </w:r>
@@ -385,6 +338,7 @@
       <w:r>
         <w:rPr>
           <w:color w:val="4A86E8"/>
+          <w:lang w:val="nb-NO"/>
         </w:rPr>
         <w:t xml:space="preserve">   </w:t>
       </w:r>
@@ -400,28 +354,35 @@
       </w:pPr>
       <w:proofErr w:type="spellStart"/>
       <w:r>
+        <w:rPr>
+          <w:lang w:val="nb-NO"/>
+        </w:rPr>
         <w:lastRenderedPageBreak/>
         <w:t>Bootstrap</w:t>
       </w:r>
       <w:proofErr w:type="spellEnd"/>
       <w:r>
+        <w:rPr>
+          <w:lang w:val="nb-NO"/>
+        </w:rPr>
         <w:t xml:space="preserve"> er et </w:t>
       </w:r>
       <w:proofErr w:type="spellStart"/>
       <w:r>
+        <w:rPr>
+          <w:lang w:val="nb-NO"/>
+        </w:rPr>
         <w:t>framework</w:t>
       </w:r>
       <w:proofErr w:type="spellEnd"/>
       <w:r>
-        <w:t xml:space="preserve"> til layout. Som er bygget op af JavaScript, CSS og HTML Du kan spare meget tid ved at bruge fordi du slipper for at selv skulle skrive lange koder for det samme layout. </w:t>
-      </w:r>
-      <w:proofErr w:type="spellStart"/>
-      <w:r>
-        <w:t>Bootstrap</w:t>
-      </w:r>
-      <w:proofErr w:type="spellEnd"/>
-      <w:r>
-        <w:t xml:space="preserve"> er også bare meget </w:t>
+        <w:rPr>
+          <w:lang w:val="nb-NO"/>
+        </w:rPr>
+        <w:t xml:space="preserve"> til layout. </w:t>
+      </w:r>
+      <w:r>
+        <w:t xml:space="preserve">Som er bygget op af JavaScript, CSS og HTML Du kan spare meget tid ved at bruge fordi du slipper for at selv skulle skrive lange koder for det samme layout. Bootstrap er også bare meget </w:t>
       </w:r>
       <w:proofErr w:type="spellStart"/>
       <w:r>
@@ -435,10 +396,7 @@
     <w:p/>
     <w:p>
       <w:r>
-        <w:t xml:space="preserve">Det var et krav vi </w:t>
-      </w:r>
-      <w:r>
-        <w:t xml:space="preserve">skulle bruge det </w:t>
+        <w:t xml:space="preserve">Det var et krav vi skulle bruge det </w:t>
       </w:r>
     </w:p>
     <w:p>
@@ -504,10 +462,7 @@
       </w:r>
       <w:proofErr w:type="spellEnd"/>
       <w:r>
-        <w:t xml:space="preserve"> lavet af det også fordi vi har </w:t>
-      </w:r>
-      <w:r>
-        <w:t xml:space="preserve">erfaring med det  </w:t>
+        <w:t xml:space="preserve"> lavet af det også fordi vi har erfaring med det  </w:t>
       </w:r>
     </w:p>
     <w:p>
@@ -543,25 +498,186 @@
     </w:p>
     <w:p/>
     <w:p>
+      <w:r>
+        <w:t xml:space="preserve">Grunden til at vi valgt JavaScript er fordi vi allerede kende og stort set alle hjemmesider bruger det. Ville også være nemt for andre at lave noget om på, fx tilføje flere ting til infoskærm. </w:t>
+      </w:r>
+    </w:p>
+    <w:p/>
+    <w:p>
+      <w:pPr>
+        <w:rPr>
+          <w:color w:val="4A86E8"/>
+        </w:rPr>
+      </w:pPr>
+      <w:proofErr w:type="gramStart"/>
+      <w:r>
+        <w:rPr>
+          <w:color w:val="4A86E8"/>
+        </w:rPr>
+        <w:t>VNC viewer</w:t>
+      </w:r>
+      <w:proofErr w:type="gramEnd"/>
+      <w:r>
+        <w:rPr>
+          <w:color w:val="4A86E8"/>
+        </w:rPr>
+        <w:t xml:space="preserve"> </w:t>
+      </w:r>
+    </w:p>
+    <w:p>
       <w:pPr>
         <w:rPr>
           <w:color w:val="202124"/>
-          <w:sz w:val="42"/>
-          <w:szCs w:val="42"/>
           <w:shd w:val="clear" w:color="auto" w:fill="F8F9FA"/>
         </w:rPr>
       </w:pPr>
       <w:r>
-        <w:t>Grunden til at vi valgt JavaScript er fordi v</w:t>
-      </w:r>
-      <w:r>
-        <w:t xml:space="preserve">i allerede kende og stort set alle hjemmesider bruger det. Ville også være nemt for andre at lave noget om på, fx tilføje flere ting til infoskærm. </w:t>
-      </w:r>
-    </w:p>
-    <w:p>
-      <w:r>
+        <w:rPr>
+          <w:color w:val="202124"/>
+          <w:shd w:val="clear" w:color="auto" w:fill="F8F9FA"/>
+        </w:rPr>
+        <w:t xml:space="preserve">Vi bruger </w:t>
+      </w:r>
+      <w:proofErr w:type="spellStart"/>
+      <w:r>
+        <w:rPr>
+          <w:color w:val="202124"/>
+          <w:shd w:val="clear" w:color="auto" w:fill="F8F9FA"/>
+        </w:rPr>
+        <w:t>vnc</w:t>
+      </w:r>
+      <w:proofErr w:type="spellEnd"/>
+      <w:r>
+        <w:rPr>
+          <w:color w:val="202124"/>
+          <w:shd w:val="clear" w:color="auto" w:fill="F8F9FA"/>
+        </w:rPr>
+        <w:t xml:space="preserve"> viewer til at koble til </w:t>
+      </w:r>
+      <w:proofErr w:type="spellStart"/>
+      <w:r>
+        <w:rPr>
+          <w:color w:val="202124"/>
+          <w:shd w:val="clear" w:color="auto" w:fill="F8F9FA"/>
+        </w:rPr>
+        <w:t>raspberry</w:t>
+      </w:r>
+      <w:proofErr w:type="spellEnd"/>
+      <w:r>
+        <w:rPr>
+          <w:color w:val="202124"/>
+          <w:shd w:val="clear" w:color="auto" w:fill="F8F9FA"/>
+        </w:rPr>
+        <w:t xml:space="preserve"> på </w:t>
+      </w:r>
+      <w:proofErr w:type="spellStart"/>
+      <w:r>
+        <w:rPr>
+          <w:color w:val="202124"/>
+          <w:shd w:val="clear" w:color="auto" w:fill="F8F9FA"/>
+        </w:rPr>
+        <w:t>netværkket</w:t>
+      </w:r>
+      <w:proofErr w:type="spellEnd"/>
+      <w:r>
+        <w:rPr>
+          <w:color w:val="202124"/>
+          <w:shd w:val="clear" w:color="auto" w:fill="F8F9FA"/>
+        </w:rPr>
+        <w:t xml:space="preserve"> as316 med </w:t>
+      </w:r>
+      <w:proofErr w:type="spellStart"/>
+      <w:r>
+        <w:rPr>
+          <w:color w:val="202124"/>
+          <w:shd w:val="clear" w:color="auto" w:fill="F8F9FA"/>
+        </w:rPr>
+        <w:t>raspberrys</w:t>
+      </w:r>
+      <w:proofErr w:type="spellEnd"/>
+      <w:r>
+        <w:rPr>
+          <w:color w:val="202124"/>
+          <w:shd w:val="clear" w:color="auto" w:fill="F8F9FA"/>
+        </w:rPr>
+        <w:t xml:space="preserve"> ip </w:t>
+      </w:r>
+      <w:proofErr w:type="spellStart"/>
+      <w:r>
+        <w:rPr>
+          <w:color w:val="202124"/>
+          <w:shd w:val="clear" w:color="auto" w:fill="F8F9FA"/>
+        </w:rPr>
+        <w:t>adress</w:t>
+      </w:r>
+      <w:proofErr w:type="spellEnd"/>
+    </w:p>
+    <w:p>
+      <w:pPr>
+        <w:rPr>
+          <w:color w:val="202124"/>
+          <w:shd w:val="clear" w:color="auto" w:fill="F8F9FA"/>
+        </w:rPr>
+      </w:pPr>
+      <w:r>
+        <w:rPr>
+          <w:color w:val="202124"/>
+          <w:shd w:val="clear" w:color="auto" w:fill="F8F9FA"/>
+        </w:rPr>
         <w:t xml:space="preserve"> </w:t>
       </w:r>
+      <w:r>
+        <w:rPr>
+          <w:noProof/>
+        </w:rPr>
+        <w:drawing>
+          <wp:inline distT="0" distB="0" distL="0" distR="0" wp14:anchorId="1B241387" wp14:editId="46EDF364">
+            <wp:extent cx="1722120" cy="1221639"/>
+            <wp:effectExtent l="0" t="0" r="0" b="0"/>
+            <wp:docPr id="1" name="Billede 1"/>
+            <wp:cNvGraphicFramePr>
+              <a:graphicFrameLocks xmlns:a="http://schemas.openxmlformats.org/drawingml/2006/main" noChangeAspect="1"/>
+            </wp:cNvGraphicFramePr>
+            <a:graphic xmlns:a="http://schemas.openxmlformats.org/drawingml/2006/main">
+              <a:graphicData uri="http://schemas.openxmlformats.org/drawingml/2006/picture">
+                <pic:pic xmlns:pic="http://schemas.openxmlformats.org/drawingml/2006/picture">
+                  <pic:nvPicPr>
+                    <pic:cNvPr id="1" name=""/>
+                    <pic:cNvPicPr/>
+                  </pic:nvPicPr>
+                  <pic:blipFill>
+                    <a:blip r:embed="rId6"/>
+                    <a:stretch>
+                      <a:fillRect/>
+                    </a:stretch>
+                  </pic:blipFill>
+                  <pic:spPr>
+                    <a:xfrm>
+                      <a:off x="0" y="0"/>
+                      <a:ext cx="1728672" cy="1226287"/>
+                    </a:xfrm>
+                    <a:prstGeom prst="rect">
+                      <a:avLst/>
+                    </a:prstGeom>
+                  </pic:spPr>
+                </pic:pic>
+              </a:graphicData>
+            </a:graphic>
+          </wp:inline>
+        </w:drawing>
+      </w:r>
+    </w:p>
+    <w:p>
+      <w:r>
+        <w:t xml:space="preserve"> </w:t>
+      </w:r>
+    </w:p>
+    <w:p>
+      <w:pPr>
+        <w:rPr>
+          <w:b/>
+        </w:rPr>
+      </w:pPr>
     </w:p>
     <w:p>
       <w:pPr>
@@ -641,13 +757,7 @@
         <w:rPr>
           <w:b/>
         </w:rPr>
-        <w:t>Krav t</w:t>
-      </w:r>
-      <w:r>
-        <w:rPr>
-          <w:b/>
-        </w:rPr>
-        <w:t>il udseendet:</w:t>
+        <w:t>Krav til udseendet:</w:t>
       </w:r>
     </w:p>
     <w:p>
@@ -705,6 +815,7 @@
     </w:p>
     <w:p>
       <w:r>
+        <w:lastRenderedPageBreak/>
         <w:t>Kommende info</w:t>
       </w:r>
     </w:p>
@@ -783,7 +894,6 @@
     </w:p>
     <w:p>
       <w:r>
-        <w:lastRenderedPageBreak/>
         <w:t xml:space="preserve">Storage-120 gb </w:t>
       </w:r>
       <w:proofErr w:type="spellStart"/>
@@ -824,13 +934,8 @@
       </w:r>
     </w:p>
     <w:p>
-      <w:proofErr w:type="spellStart"/>
-      <w:r>
-        <w:t>Ubuntu</w:t>
-      </w:r>
-      <w:proofErr w:type="spellEnd"/>
-      <w:r>
-        <w:t xml:space="preserve"> 20.04</w:t>
+      <w:r>
+        <w:t>Ubuntu 20.04</w:t>
       </w:r>
     </w:p>
     <w:p/>
@@ -840,19 +945,11 @@
           <w:b/>
         </w:rPr>
       </w:pPr>
-      <w:proofErr w:type="spellStart"/>
-      <w:r>
-        <w:rPr>
-          <w:b/>
-        </w:rPr>
-        <w:t>Raspberry</w:t>
-      </w:r>
-      <w:proofErr w:type="spellEnd"/>
-      <w:r>
-        <w:rPr>
-          <w:b/>
-        </w:rPr>
-        <w:t xml:space="preserve"> Pi</w:t>
+      <w:r>
+        <w:rPr>
+          <w:b/>
+        </w:rPr>
+        <w:t>Raspberry Pi</w:t>
       </w:r>
     </w:p>
     <w:p>
@@ -903,72 +1000,28 @@
       </w:r>
     </w:p>
     <w:p>
-      <w:r>
-        <w:t xml:space="preserve">Karsten </w:t>
-      </w:r>
-      <w:proofErr w:type="spellStart"/>
-      <w:r>
-        <w:t>Reitan</w:t>
-      </w:r>
-      <w:proofErr w:type="spellEnd"/>
-      <w:r>
-        <w:t xml:space="preserve"> Sørensen </w:t>
-      </w:r>
-    </w:p>
-    <w:p>
-      <w:r>
-        <w:t xml:space="preserve">Mail: </w:t>
-      </w:r>
-      <w:hyperlink r:id="rId6">
-        <w:r>
-          <w:rPr>
-            <w:color w:val="1155CC"/>
-            <w:u w:val="single"/>
-          </w:rPr>
-          <w:t>krs@aarhustech.dk</w:t>
-        </w:r>
-      </w:hyperlink>
-    </w:p>
-    <w:p>
-      <w:r>
-        <w:t xml:space="preserve">Mobil: 22 23 45 65 </w:t>
-      </w:r>
-    </w:p>
-    <w:p/>
-    <w:p>
-      <w:pPr>
-        <w:rPr>
-          <w:color w:val="4A86E8"/>
-        </w:rPr>
-      </w:pPr>
-      <w:proofErr w:type="gramStart"/>
-      <w:r>
-        <w:rPr>
-          <w:color w:val="4A86E8"/>
-        </w:rPr>
-        <w:t>Developer holdet</w:t>
-      </w:r>
-      <w:proofErr w:type="gramEnd"/>
-    </w:p>
-    <w:p>
-      <w:pPr>
-        <w:rPr>
-          <w:color w:val="4A86E8"/>
-        </w:rPr>
-      </w:pPr>
-    </w:p>
-    <w:p>
-      <w:proofErr w:type="gramStart"/>
-      <w:r>
-        <w:t>Rasmus  Høllund</w:t>
-      </w:r>
-      <w:proofErr w:type="gramEnd"/>
-      <w:r>
-        <w:t xml:space="preserve"> Kristensen</w:t>
-      </w:r>
-    </w:p>
-    <w:p>
-      <w:r>
+      <w:pPr>
+        <w:rPr>
+          <w:lang w:val="nb-NO"/>
+        </w:rPr>
+      </w:pPr>
+      <w:r>
+        <w:rPr>
+          <w:lang w:val="nb-NO"/>
+        </w:rPr>
+        <w:t xml:space="preserve">Karsten Reitan Sørensen </w:t>
+      </w:r>
+    </w:p>
+    <w:p>
+      <w:pPr>
+        <w:rPr>
+          <w:lang w:val="nb-NO"/>
+        </w:rPr>
+      </w:pPr>
+      <w:r>
+        <w:rPr>
+          <w:lang w:val="nb-NO"/>
+        </w:rPr>
         <w:t xml:space="preserve">Mail: </w:t>
       </w:r>
       <w:hyperlink r:id="rId7">
@@ -976,27 +1029,93 @@
           <w:rPr>
             <w:color w:val="1155CC"/>
             <w:u w:val="single"/>
+            <w:lang w:val="nb-NO"/>
           </w:rPr>
-          <w:t>rasmushk04@gmail.com</w:t>
+          <w:t>krs@aarhustech.dk</w:t>
         </w:r>
       </w:hyperlink>
     </w:p>
-    <w:p/>
-    <w:p/>
-    <w:p>
-      <w:r>
-        <w:t>Kasper Kammer</w:t>
-      </w:r>
-    </w:p>
-    <w:p>
-      <w:pPr>
-        <w:rPr>
-          <w:lang w:val="en-US"/>
-        </w:rPr>
-      </w:pPr>
-      <w:r>
-        <w:rPr>
-          <w:lang w:val="en-US"/>
+    <w:p>
+      <w:pPr>
+        <w:rPr>
+          <w:lang w:val="nb-NO"/>
+        </w:rPr>
+      </w:pPr>
+      <w:r>
+        <w:rPr>
+          <w:lang w:val="nb-NO"/>
+        </w:rPr>
+        <w:t xml:space="preserve">Mobil: 22 23 45 65 </w:t>
+      </w:r>
+    </w:p>
+    <w:p>
+      <w:pPr>
+        <w:rPr>
+          <w:lang w:val="nb-NO"/>
+        </w:rPr>
+      </w:pPr>
+    </w:p>
+    <w:p>
+      <w:pPr>
+        <w:rPr>
+          <w:color w:val="4A86E8"/>
+          <w:lang w:val="nb-NO"/>
+        </w:rPr>
+      </w:pPr>
+      <w:r>
+        <w:rPr>
+          <w:color w:val="4A86E8"/>
+          <w:lang w:val="nb-NO"/>
+        </w:rPr>
+        <w:t>Developer holdet</w:t>
+      </w:r>
+    </w:p>
+    <w:p>
+      <w:pPr>
+        <w:rPr>
+          <w:color w:val="4A86E8"/>
+          <w:lang w:val="nb-NO"/>
+        </w:rPr>
+      </w:pPr>
+    </w:p>
+    <w:p>
+      <w:pPr>
+        <w:rPr>
+          <w:lang w:val="nb-NO"/>
+        </w:rPr>
+      </w:pPr>
+      <w:proofErr w:type="gramStart"/>
+      <w:r>
+        <w:rPr>
+          <w:lang w:val="nb-NO"/>
+        </w:rPr>
+        <w:t xml:space="preserve">Rasmus  </w:t>
+      </w:r>
+      <w:proofErr w:type="spellStart"/>
+      <w:r>
+        <w:rPr>
+          <w:lang w:val="nb-NO"/>
+        </w:rPr>
+        <w:t>Høllund</w:t>
+      </w:r>
+      <w:proofErr w:type="spellEnd"/>
+      <w:proofErr w:type="gramEnd"/>
+      <w:r>
+        <w:rPr>
+          <w:lang w:val="nb-NO"/>
+        </w:rPr>
+        <w:t xml:space="preserve"> Kristensen</w:t>
+      </w:r>
+    </w:p>
+    <w:p>
+      <w:pPr>
+        <w:rPr>
+          <w:lang w:val="nb-NO"/>
+        </w:rPr>
+      </w:pPr>
+      <w:r>
+        <w:rPr>
+          <w:lang w:val="nb-NO"/>
         </w:rPr>
         <w:t xml:space="preserve">Mail: </w:t>
       </w:r>
@@ -1005,7 +1124,57 @@
           <w:rPr>
             <w:color w:val="1155CC"/>
             <w:u w:val="single"/>
-            <w:lang w:val="en-US"/>
+            <w:lang w:val="nb-NO"/>
+          </w:rPr>
+          <w:t>rasmushk04@gmail.com</w:t>
+        </w:r>
+      </w:hyperlink>
+    </w:p>
+    <w:p>
+      <w:pPr>
+        <w:rPr>
+          <w:lang w:val="nb-NO"/>
+        </w:rPr>
+      </w:pPr>
+    </w:p>
+    <w:p>
+      <w:pPr>
+        <w:rPr>
+          <w:lang w:val="nb-NO"/>
+        </w:rPr>
+      </w:pPr>
+    </w:p>
+    <w:p>
+      <w:pPr>
+        <w:rPr>
+          <w:lang w:val="nb-NO"/>
+        </w:rPr>
+      </w:pPr>
+      <w:r>
+        <w:rPr>
+          <w:lang w:val="nb-NO"/>
+        </w:rPr>
+        <w:t>Kasper Kammer</w:t>
+      </w:r>
+    </w:p>
+    <w:p>
+      <w:pPr>
+        <w:rPr>
+          <w:lang w:val="nb-NO"/>
+        </w:rPr>
+      </w:pPr>
+      <w:r>
+        <w:rPr>
+          <w:lang w:val="nb-NO"/>
+        </w:rPr>
+        <w:t xml:space="preserve">Mail: </w:t>
+      </w:r>
+      <w:hyperlink r:id="rId9">
+        <w:r>
+          <w:rPr>
+            <w:color w:val="1155CC"/>
+            <w:u w:val="single"/>
+            <w:lang w:val="nb-NO"/>
           </w:rPr>
           <w:t>kasperkammer@gmail.com</w:t>
         </w:r>
@@ -1014,16 +1183,29 @@
     <w:p>
       <w:pPr>
         <w:rPr>
+          <w:lang w:val="nb-NO"/>
+        </w:rPr>
+      </w:pPr>
+    </w:p>
+    <w:p>
+      <w:pPr>
+        <w:rPr>
+          <w:lang w:val="nb-NO"/>
+        </w:rPr>
+      </w:pPr>
+    </w:p>
+    <w:p>
+      <w:pPr>
+        <w:rPr>
           <w:lang w:val="en-US"/>
         </w:rPr>
       </w:pPr>
-    </w:p>
-    <w:p>
-      <w:pPr>
+      <w:r>
         <w:rPr>
           <w:lang w:val="en-US"/>
         </w:rPr>
-      </w:pPr>
+        <w:t xml:space="preserve">Eray Tecer </w:t>
+      </w:r>
     </w:p>
     <w:p>
       <w:pPr>
@@ -1035,22 +1217,9 @@
         <w:rPr>
           <w:lang w:val="en-US"/>
         </w:rPr>
-        <w:t xml:space="preserve">Eray Tecer </w:t>
-      </w:r>
-    </w:p>
-    <w:p>
-      <w:pPr>
-        <w:rPr>
-          <w:lang w:val="en-US"/>
-        </w:rPr>
-      </w:pPr>
-      <w:r>
-        <w:rPr>
-          <w:lang w:val="en-US"/>
-        </w:rPr>
         <w:t xml:space="preserve">Mail: </w:t>
       </w:r>
-      <w:hyperlink r:id="rId9">
+      <w:hyperlink r:id="rId10">
         <w:r>
           <w:rPr>
             <w:color w:val="1155CC"/>
@@ -1078,46 +1247,68 @@
     <w:p>
       <w:pPr>
         <w:rPr>
-          <w:lang w:val="en-US"/>
-        </w:rPr>
-      </w:pPr>
-      <w:r>
-        <w:rPr>
-          <w:lang w:val="en-US"/>
-        </w:rPr>
-        <w:t xml:space="preserve">Bastian Johansen </w:t>
-      </w:r>
-    </w:p>
-    <w:p>
-      <w:pPr>
-        <w:rPr>
-          <w:lang w:val="en-US"/>
-        </w:rPr>
-      </w:pPr>
-      <w:r>
-        <w:rPr>
-          <w:lang w:val="en-US"/>
+          <w:lang w:val="fi-FI"/>
+        </w:rPr>
+      </w:pPr>
+      <w:proofErr w:type="spellStart"/>
+      <w:r>
+        <w:rPr>
+          <w:lang w:val="fi-FI"/>
+        </w:rPr>
+        <w:t>Bastian</w:t>
+      </w:r>
+      <w:proofErr w:type="spellEnd"/>
+      <w:r>
+        <w:rPr>
+          <w:lang w:val="fi-FI"/>
+        </w:rPr>
+        <w:t xml:space="preserve"> </w:t>
+      </w:r>
+      <w:proofErr w:type="spellStart"/>
+      <w:r>
+        <w:rPr>
+          <w:lang w:val="fi-FI"/>
+        </w:rPr>
+        <w:t>Johansen</w:t>
+      </w:r>
+      <w:proofErr w:type="spellEnd"/>
+      <w:r>
+        <w:rPr>
+          <w:lang w:val="fi-FI"/>
+        </w:rPr>
+        <w:t xml:space="preserve"> </w:t>
+      </w:r>
+    </w:p>
+    <w:p>
+      <w:pPr>
+        <w:rPr>
+          <w:lang w:val="fi-FI"/>
+        </w:rPr>
+      </w:pPr>
+      <w:r>
+        <w:rPr>
+          <w:lang w:val="fi-FI"/>
         </w:rPr>
         <w:t xml:space="preserve">Mail: </w:t>
       </w:r>
-      <w:hyperlink r:id="rId10">
+      <w:hyperlink r:id="rId11">
         <w:r>
           <w:rPr>
             <w:color w:val="1155CC"/>
             <w:u w:val="single"/>
-            <w:lang w:val="en-US"/>
+            <w:lang w:val="fi-FI"/>
           </w:rPr>
           <w:t>johansenbastian6@gmail.com</w:t>
         </w:r>
       </w:hyperlink>
     </w:p>
     <w:sectPr>
-      <w:headerReference w:type="even" r:id="rId11"/>
-      <w:headerReference w:type="default" r:id="rId12"/>
-      <w:footerReference w:type="even" r:id="rId13"/>
-      <w:footerReference w:type="default" r:id="rId14"/>
-      <w:headerReference w:type="first" r:id="rId15"/>
-      <w:footerReference w:type="first" r:id="rId16"/>
+      <w:headerReference w:type="even" r:id="rId12"/>
+      <w:headerReference w:type="default" r:id="rId13"/>
+      <w:footerReference w:type="even" r:id="rId14"/>
+      <w:footerReference w:type="default" r:id="rId15"/>
+      <w:headerReference w:type="first" r:id="rId16"/>
+      <w:footerReference w:type="first" r:id="rId17"/>
       <w:pgSz w:w="11909" w:h="16834"/>
       <w:pgMar w:top="1440" w:right="1440" w:bottom="1440" w:left="1440" w:header="720" w:footer="720" w:gutter="0"/>
       <w:pgNumType w:start="1"/>
